--- a/Fase 1/Evidencias Grupales/1.5_GuiaEstudiante_Fase 1_Definicion Proyecto APT.docx
+++ b/Fase 1/Evidencias Grupales/1.5_GuiaEstudiante_Fase 1_Definicion Proyecto APT.docx
@@ -2759,7 +2759,7 @@
             </w:pPr>
             <w:sdt>
               <w:sdtPr>
-                <w:id w:val="1574934570"/>
+                <w:id w:val="-1518830169"/>
                 <w:tag w:val="goog_rdk_0"/>
               </w:sdtPr>
               <w:sdtContent>
@@ -4080,7 +4080,7 @@
             </w:pPr>
             <w:sdt>
               <w:sdtPr>
-                <w:id w:val="-729437926"/>
+                <w:id w:val="-2087882756"/>
                 <w:tag w:val="goog_rdk_1"/>
               </w:sdtPr>
               <w:sdtContent>
@@ -5049,7 +5049,7 @@
             </w:pPr>
             <w:sdt>
               <w:sdtPr>
-                <w:id w:val="1656800849"/>
+                <w:id w:val="1343477248"/>
                 <w:tag w:val="goog_rdk_2"/>
               </w:sdtPr>
               <w:sdtContent>
@@ -5991,7 +5991,7 @@
             </w:pPr>
             <w:sdt>
               <w:sdtPr>
-                <w:id w:val="152863039"/>
+                <w:id w:val="1567600546"/>
                 <w:tag w:val="goog_rdk_3"/>
               </w:sdtPr>
               <w:sdtContent>
@@ -6675,7 +6675,7 @@
             </w:pPr>
             <w:sdt>
               <w:sdtPr>
-                <w:id w:val="864814141"/>
+                <w:id w:val="-1335962556"/>
                 <w:tag w:val="goog_rdk_4"/>
               </w:sdtPr>
               <w:sdtContent>
@@ -8250,7 +8250,7 @@
             </w:pPr>
             <w:sdt>
               <w:sdtPr>
-                <w:id w:val="1770597209"/>
+                <w:id w:val="-1186223635"/>
                 <w:tag w:val="goog_rdk_5"/>
               </w:sdtPr>
               <w:sdtContent>
@@ -8881,35 +8881,25 @@
         </w:rPr>
         <w:tab/>
       </w:r>
-    </w:p>
-    <w:p>
-      <w:pPr>
-        <w:rPr/>
-      </w:pPr>
-      <w:r>
-        <w:rPr>
-          <w:rtl w:val="0"/>
-        </w:rPr>
-      </w:r>
       <w:r>
         <w:drawing>
           <wp:anchor allowOverlap="1" behindDoc="0" distB="114300" distT="114300" distL="114300" distR="114300" hidden="0" layoutInCell="1" locked="0" relativeHeight="0" simplePos="0">
             <wp:simplePos x="0" y="0"/>
             <wp:positionH relativeFrom="column">
-              <wp:posOffset>-1010121</wp:posOffset>
+              <wp:posOffset>-1005359</wp:posOffset>
             </wp:positionH>
             <wp:positionV relativeFrom="paragraph">
-              <wp:posOffset>399698</wp:posOffset>
+              <wp:posOffset>304800</wp:posOffset>
             </wp:positionV>
-            <wp:extent cx="7418394" cy="1570031"/>
+            <wp:extent cx="7411017" cy="1607681"/>
             <wp:effectExtent b="0" l="0" r="0" t="0"/>
             <wp:wrapNone/>
-            <wp:docPr id="50" name="image2.png"/>
+            <wp:docPr id="50" name="image1.png"/>
             <a:graphic>
               <a:graphicData uri="http://schemas.openxmlformats.org/drawingml/2006/picture">
                 <pic:pic>
                   <pic:nvPicPr>
-                    <pic:cNvPr id="0" name="image2.png"/>
+                    <pic:cNvPr id="0" name="image1.png"/>
                     <pic:cNvPicPr preferRelativeResize="0"/>
                   </pic:nvPicPr>
                   <pic:blipFill>
@@ -8922,7 +8912,7 @@
                   <pic:spPr>
                     <a:xfrm>
                       <a:off x="0" y="0"/>
-                      <a:ext cx="7418394" cy="1570031"/>
+                      <a:ext cx="7411017" cy="1607681"/>
                     </a:xfrm>
                     <a:prstGeom prst="rect"/>
                     <a:ln/>
@@ -8932,6 +8922,16 @@
             </a:graphic>
           </wp:anchor>
         </w:drawing>
+      </w:r>
+    </w:p>
+    <w:p>
+      <w:pPr>
+        <w:rPr/>
+      </w:pPr>
+      <w:r>
+        <w:rPr>
+          <w:rtl w:val="0"/>
+        </w:rPr>
       </w:r>
     </w:p>
     <w:p>
@@ -10591,12 +10591,12 @@
               <wp:inline distB="0" distT="0" distL="0" distR="0">
                 <wp:extent cx="1996440" cy="428625"/>
                 <wp:effectExtent b="0" l="0" r="0" t="0"/>
-                <wp:docPr descr="http://www.duoc.cl/normasgraficas/normasgraficas/marca-duoc/6logo-fondo-transparente/fondo-transparente.png" id="49" name="image1.png"/>
+                <wp:docPr descr="http://www.duoc.cl/normasgraficas/normasgraficas/marca-duoc/6logo-fondo-transparente/fondo-transparente.png" id="49" name="image2.png"/>
                 <a:graphic>
                   <a:graphicData uri="http://schemas.openxmlformats.org/drawingml/2006/picture">
                     <pic:pic>
                       <pic:nvPicPr>
-                        <pic:cNvPr descr="http://www.duoc.cl/normasgraficas/normasgraficas/marca-duoc/6logo-fondo-transparente/fondo-transparente.png" id="0" name="image1.png"/>
+                        <pic:cNvPr descr="http://www.duoc.cl/normasgraficas/normasgraficas/marca-duoc/6logo-fondo-transparente/fondo-transparente.png" id="0" name="image2.png"/>
                         <pic:cNvPicPr preferRelativeResize="0"/>
                       </pic:nvPicPr>
                       <pic:blipFill>
